--- a/Cover_Letters/Shinoy_ABB_E_mobility_Intern___Software_Testing_Cover_Letter.docx
+++ b/Cover_Letters/Shinoy_ABB_E_mobility_Intern___Software_Testing_Cover_Letter.docx
@@ -14,7 +14,7 @@
     </w:p>
     <w:p>
       <w:r>
-        <w:t>October 09, 2026</w:t>
+        <w:t>October 31, 2026</w:t>
       </w:r>
     </w:p>
     <w:p>
@@ -35,7 +35,7 @@
     </w:p>
     <w:p>
       <w:r>
-        <w:t>I have spent over eight years working in software testing and quality assurance across various financial and technical environments. Your focus on EV charging technologies and embedded software testing aligns well with my background in running automated and manual tests, tracking defects, and keeping documentation clean and organized. I also appreciate your openness to AI in testing, and I have experience using tools like Gemini Code Assist to generate test scripts and streamline workflows.</w:t>
+        <w:t>Your focus on embedded software testing for EV charging technologies caught my attention. Throughout my career, I have spent years running manual and automated tests, investigating defects, and maintaining clear documentation for development teams. I have also explored AI tools like Gemini Code Assist to help generate test scripts and handle routine tasks more efficiently.</w:t>
       </w:r>
     </w:p>
     <w:p>
